--- a/tests/fixtures/test_output.docx
+++ b/tests/fixtures/test_output.docx
@@ -21,6 +21,7 @@
     </w:p>
     <w:p>
       <w:pPr>
+        <w:ind w:firstLine="0"/>
         <w:jc w:val="left"/>
         <w:spacing w:before="0" w:after="0"/>
       </w:pPr>
@@ -37,6 +38,7 @@
     </w:p>
     <w:p>
       <w:pPr>
+        <w:ind w:firstLine="640"/>
         <w:jc w:val="left"/>
         <w:spacing w:before="0" w:after="0"/>
       </w:pPr>
@@ -69,6 +71,7 @@
     </w:p>
     <w:p>
       <w:pPr>
+        <w:ind w:firstLine="640"/>
         <w:jc w:val="left"/>
         <w:spacing w:before="0" w:after="0"/>
       </w:pPr>

--- a/tests/fixtures/test_output.docx
+++ b/tests/fixtures/test_output.docx
@@ -323,7 +323,7 @@
       <w:headerReference w:type="default" r:id="rId9"/>
       <w:footerReference w:type="default" r:id="rId10"/>
       <w:pgSz w:w="11906" w:h="16838"/>
-      <w:pgMar w:top="2098" w:right="1474" w:bottom="1984" w:left="1587" w:header="720" w:footer="720" w:gutter="0"/>
+      <w:pgMar w:top="2098" w:right="1474" w:bottom="1984" w:left="1587" w:header="720" w:footer="1417" w:gutter="0"/>
       <w:cols w:space="720"/>
       <w:docGrid w:linePitch="360"/>
     </w:sectPr>
@@ -337,7 +337,7 @@
     <w:pPr>
       <w:pStyle w:val="Footer"/>
       <w:jc w:val="center"/>
-      <w:spacing w:before="0" w:after="0"/>
+      <w:spacing w:line="320" w:lineRule="exact" w:before="0" w:after="0"/>
     </w:pPr>
     <w:r>
       <w:rPr>
@@ -359,7 +359,7 @@
     <w:pPr>
       <w:pStyle w:val="Header"/>
       <w:jc w:val="center"/>
-      <w:spacing w:before="0" w:after="0"/>
+      <w:spacing w:line="320" w:lineRule="exact" w:before="0" w:after="0"/>
     </w:pPr>
     <w:r>
       <w:rPr>
